--- a/public/ims/PRO-03-LEAD-CAPTURE-CLASSIFICATION.docx
+++ b/public/ims/PRO-03-LEAD-CAPTURE-CLASSIFICATION.docx
@@ -2,6 +2,550 @@
 <file path=word/document.xml><?xml version="1.0" encoding="utf-8"?>
 <w:document xmlns:wpc="http://schemas.microsoft.com/office/word/2010/wordprocessingCanvas" xmlns:mc="http://schemas.openxmlformats.org/markup-compatibility/2006" xmlns:o="urn:schemas-microsoft-com:office:office" xmlns:r="http://schemas.openxmlformats.org/officeDocument/2006/relationships" xmlns:m="http://schemas.openxmlformats.org/officeDocument/2006/math" xmlns:v="urn:schemas-microsoft-com:vml" xmlns:wp14="http://schemas.microsoft.com/office/word/2010/wordprocessingDrawing" xmlns:wp="http://schemas.openxmlformats.org/drawingml/2006/wordprocessingDrawing" xmlns:w10="urn:schemas-microsoft-com:office:word" xmlns:w="http://schemas.openxmlformats.org/wordprocessingml/2006/main" xmlns:w14="http://schemas.microsoft.com/office/word/2010/wordml" xmlns:w15="http://schemas.microsoft.com/office/word/2012/wordml" xmlns:wpg="http://schemas.microsoft.com/office/word/2010/wordprocessingGroup" xmlns:wpi="http://schemas.microsoft.com/office/word/2010/wordprocessingInk" xmlns:wne="http://schemas.microsoft.com/office/word/2006/wordml" xmlns:wps="http://schemas.microsoft.com/office/word/2010/wordprocessingShape" xmlns:cx="http://schemas.microsoft.com/office/drawing/2014/chartex" xmlns:cx1="http://schemas.microsoft.com/office/drawing/2015/9/8/chartex" xmlns:cx2="http://schemas.microsoft.com/office/drawing/2015/10/21/chartex" xmlns:cx3="http://schemas.microsoft.com/office/drawing/2016/5/9/chartex" xmlns:cx4="http://schemas.microsoft.com/office/drawing/2016/5/10/chartex" xmlns:cx5="http://schemas.microsoft.com/office/drawing/2016/5/11/chartex" xmlns:cx6="http://schemas.microsoft.com/office/drawing/2016/5/12/chartex" xmlns:cx7="http://schemas.microsoft.com/office/drawing/2016/5/13/chartex" xmlns:cx8="http://schemas.microsoft.com/office/drawing/2016/5/14/chartex" xmlns:aink="http://schemas.microsoft.com/office/drawing/2016/ink" xmlns:am3d="http://schemas.microsoft.com/office/drawing/2017/model3d" xmlns:w16cex="http://schemas.microsoft.com/office/word/2018/wordml/cex" xmlns:w16cid="http://schemas.microsoft.com/office/word/2016/wordml/cid" xmlns:w16="http://schemas.microsoft.com/office/word/2018/wordml" xmlns:w16sdtdh="http://schemas.microsoft.com/office/word/2020/wordml/sdtdatahash" xmlns:w16se="http://schemas.microsoft.com/office/word/2015/wordml/symex" mc:Ignorable="w14 w15 wp14">
   <w:body>
+    <w:p>
+      <w:pPr>
+        <w:shd w:fill="0F172A" w:val="clear"/>
+        <w:spacing w:after="140" w:before="140"/>
+        <w:ind w:left="200"/>
+      </w:pPr>
+      <w:r>
+        <w:rPr>
+          <w:rFonts w:ascii="Arial" w:cs="Arial" w:eastAsia="Arial" w:hAnsi="Arial"/>
+          <w:b/>
+          <w:bCs/>
+          <w:color w:val="FFFFFF"/>
+          <w:sz w:val="22"/>
+          <w:szCs w:val="22"/>
+        </w:rPr>
+        <w:t xml:space="preserve">PREQAL INTEGRATED MANAGEMENT SYSTEM  ·  Controlled Document — Internal Use Only</w:t>
+      </w:r>
+    </w:p>
+    <w:p>
+      <w:pPr>
+        <w:spacing w:after="60" w:before="120"/>
+      </w:pPr>
+    </w:p>
+    <w:p>
+      <w:pPr>
+        <w:spacing w:after="60" w:before="240"/>
+      </w:pPr>
+      <w:r>
+        <w:rPr>
+          <w:rFonts w:ascii="Arial" w:cs="Arial" w:eastAsia="Arial" w:hAnsi="Arial"/>
+          <w:b/>
+          <w:bCs/>
+          <w:color w:val="0F172A"/>
+          <w:sz w:val="44"/>
+          <w:szCs w:val="44"/>
+        </w:rPr>
+        <w:t xml:space="preserve">SOP-02: Lead Capture &amp; Classification</w:t>
+      </w:r>
+    </w:p>
+    <w:p>
+      <w:pPr>
+        <w:spacing w:after="200" w:before="0"/>
+      </w:pPr>
+      <w:r>
+        <w:rPr>
+          <w:rFonts w:ascii="Arial" w:cs="Arial" w:eastAsia="Arial" w:hAnsi="Arial"/>
+          <w:color w:val="64748B"/>
+          <w:sz w:val="24"/>
+          <w:szCs w:val="24"/>
+        </w:rPr>
+        <w:t xml:space="preserve">Standard Operating Procedure</w:t>
+      </w:r>
+    </w:p>
+    <w:p>
+      <w:pPr>
+        <w:spacing w:after="80" w:before="40"/>
+      </w:pPr>
+    </w:p>
+    <w:tbl>
+      <w:tblPr>
+        <w:tblW w:type="dxa" w:w="10080"/>
+        <w:tblBorders>
+          <w:top w:val="single" w:color="auto" w:sz="4"/>
+          <w:left w:val="single" w:color="auto" w:sz="4"/>
+          <w:bottom w:val="single" w:color="auto" w:sz="4"/>
+          <w:right w:val="single" w:color="auto" w:sz="4"/>
+          <w:insideH w:val="single" w:color="auto" w:sz="4"/>
+          <w:insideV w:val="single" w:color="auto" w:sz="4"/>
+        </w:tblBorders>
+      </w:tblPr>
+      <w:tblGrid>
+        <w:gridCol w:w="2600"/>
+        <w:gridCol w:w="7480"/>
+      </w:tblGrid>
+      <w:tr>
+        <w:tc>
+          <w:tcPr>
+            <w:tcW w:type="dxa" w:w="2600"/>
+            <w:tcBorders>
+              <w:top w:val="single" w:color="CBD5E1" w:sz="1"/>
+              <w:left w:val="single" w:color="CBD5E1" w:sz="1"/>
+              <w:bottom w:val="single" w:color="CBD5E1" w:sz="1"/>
+              <w:right w:val="single" w:color="CBD5E1" w:sz="1"/>
+            </w:tcBorders>
+            <w:shd w:fill="0F172A" w:val="clear"/>
+            <w:tcMar>
+              <w:top w:type="dxa" w:w="80"/>
+              <w:left w:type="dxa" w:w="120"/>
+              <w:bottom w:type="dxa" w:w="80"/>
+              <w:right w:type="dxa" w:w="120"/>
+            </w:tcMar>
+          </w:tcPr>
+          <w:p>
+            <w:pPr>
+              <w:spacing w:after="0" w:before="0"/>
+            </w:pPr>
+            <w:r>
+              <w:rPr>
+                <w:rFonts w:ascii="Arial" w:cs="Arial" w:eastAsia="Arial" w:hAnsi="Arial"/>
+                <w:b/>
+                <w:bCs/>
+                <w:color w:val="FFFFFF"/>
+                <w:sz w:val="20"/>
+                <w:szCs w:val="20"/>
+              </w:rPr>
+              <w:t xml:space="preserve">Document No</w:t>
+            </w:r>
+          </w:p>
+        </w:tc>
+        <w:tc>
+          <w:tcPr>
+            <w:tcW w:type="dxa" w:w="7480"/>
+            <w:tcBorders>
+              <w:top w:val="single" w:color="CBD5E1" w:sz="1"/>
+              <w:left w:val="single" w:color="CBD5E1" w:sz="1"/>
+              <w:bottom w:val="single" w:color="CBD5E1" w:sz="1"/>
+              <w:right w:val="single" w:color="CBD5E1" w:sz="1"/>
+            </w:tcBorders>
+            <w:shd w:fill="FFFFFF" w:val="clear"/>
+            <w:tcMar>
+              <w:top w:type="dxa" w:w="80"/>
+              <w:left w:type="dxa" w:w="120"/>
+              <w:bottom w:type="dxa" w:w="80"/>
+              <w:right w:type="dxa" w:w="120"/>
+            </w:tcMar>
+          </w:tcPr>
+          <w:p>
+            <w:pPr>
+              <w:spacing w:after="0" w:before="0"/>
+            </w:pPr>
+            <w:r>
+              <w:rPr>
+                <w:rFonts w:ascii="Arial" w:cs="Arial" w:eastAsia="Arial" w:hAnsi="Arial"/>
+                <w:sz w:val="20"/>
+                <w:szCs w:val="20"/>
+              </w:rPr>
+              <w:t xml:space="preserve"/>
+            </w:r>
+          </w:p>
+        </w:tc>
+      </w:tr>
+      <w:tr>
+        <w:tc>
+          <w:tcPr>
+            <w:tcW w:type="dxa" w:w="2600"/>
+            <w:tcBorders>
+              <w:top w:val="single" w:color="CBD5E1" w:sz="1"/>
+              <w:left w:val="single" w:color="CBD5E1" w:sz="1"/>
+              <w:bottom w:val="single" w:color="CBD5E1" w:sz="1"/>
+              <w:right w:val="single" w:color="CBD5E1" w:sz="1"/>
+            </w:tcBorders>
+            <w:shd w:fill="0F172A" w:val="clear"/>
+            <w:tcMar>
+              <w:top w:type="dxa" w:w="80"/>
+              <w:left w:type="dxa" w:w="120"/>
+              <w:bottom w:type="dxa" w:w="80"/>
+              <w:right w:type="dxa" w:w="120"/>
+            </w:tcMar>
+          </w:tcPr>
+          <w:p>
+            <w:pPr>
+              <w:spacing w:after="0" w:before="0"/>
+            </w:pPr>
+            <w:r>
+              <w:rPr>
+                <w:rFonts w:ascii="Arial" w:cs="Arial" w:eastAsia="Arial" w:hAnsi="Arial"/>
+                <w:b/>
+                <w:bCs/>
+                <w:color w:val="FFFFFF"/>
+                <w:sz w:val="20"/>
+                <w:szCs w:val="20"/>
+              </w:rPr>
+              <w:t xml:space="preserve">Version</w:t>
+            </w:r>
+          </w:p>
+        </w:tc>
+        <w:tc>
+          <w:tcPr>
+            <w:tcW w:type="dxa" w:w="7480"/>
+            <w:tcBorders>
+              <w:top w:val="single" w:color="CBD5E1" w:sz="1"/>
+              <w:left w:val="single" w:color="CBD5E1" w:sz="1"/>
+              <w:bottom w:val="single" w:color="CBD5E1" w:sz="1"/>
+              <w:right w:val="single" w:color="CBD5E1" w:sz="1"/>
+            </w:tcBorders>
+            <w:shd w:fill="F8FAFC" w:val="clear"/>
+            <w:tcMar>
+              <w:top w:type="dxa" w:w="80"/>
+              <w:left w:type="dxa" w:w="120"/>
+              <w:bottom w:type="dxa" w:w="80"/>
+              <w:right w:type="dxa" w:w="120"/>
+            </w:tcMar>
+          </w:tcPr>
+          <w:p>
+            <w:pPr>
+              <w:spacing w:after="0" w:before="0"/>
+            </w:pPr>
+            <w:r>
+              <w:rPr>
+                <w:rFonts w:ascii="Arial" w:cs="Arial" w:eastAsia="Arial" w:hAnsi="Arial"/>
+                <w:sz w:val="20"/>
+                <w:szCs w:val="20"/>
+              </w:rPr>
+              <w:t xml:space="preserve">1.0</w:t>
+            </w:r>
+          </w:p>
+        </w:tc>
+      </w:tr>
+      <w:tr>
+        <w:tc>
+          <w:tcPr>
+            <w:tcW w:type="dxa" w:w="2600"/>
+            <w:tcBorders>
+              <w:top w:val="single" w:color="CBD5E1" w:sz="1"/>
+              <w:left w:val="single" w:color="CBD5E1" w:sz="1"/>
+              <w:bottom w:val="single" w:color="CBD5E1" w:sz="1"/>
+              <w:right w:val="single" w:color="CBD5E1" w:sz="1"/>
+            </w:tcBorders>
+            <w:shd w:fill="0F172A" w:val="clear"/>
+            <w:tcMar>
+              <w:top w:type="dxa" w:w="80"/>
+              <w:left w:type="dxa" w:w="120"/>
+              <w:bottom w:type="dxa" w:w="80"/>
+              <w:right w:type="dxa" w:w="120"/>
+            </w:tcMar>
+          </w:tcPr>
+          <w:p>
+            <w:pPr>
+              <w:spacing w:after="0" w:before="0"/>
+            </w:pPr>
+            <w:r>
+              <w:rPr>
+                <w:rFonts w:ascii="Arial" w:cs="Arial" w:eastAsia="Arial" w:hAnsi="Arial"/>
+                <w:b/>
+                <w:bCs/>
+                <w:color w:val="FFFFFF"/>
+                <w:sz w:val="20"/>
+                <w:szCs w:val="20"/>
+              </w:rPr>
+              <w:t xml:space="preserve">Effective Date</w:t>
+            </w:r>
+          </w:p>
+        </w:tc>
+        <w:tc>
+          <w:tcPr>
+            <w:tcW w:type="dxa" w:w="7480"/>
+            <w:tcBorders>
+              <w:top w:val="single" w:color="CBD5E1" w:sz="1"/>
+              <w:left w:val="single" w:color="CBD5E1" w:sz="1"/>
+              <w:bottom w:val="single" w:color="CBD5E1" w:sz="1"/>
+              <w:right w:val="single" w:color="CBD5E1" w:sz="1"/>
+            </w:tcBorders>
+            <w:shd w:fill="FFFFFF" w:val="clear"/>
+            <w:tcMar>
+              <w:top w:type="dxa" w:w="80"/>
+              <w:left w:type="dxa" w:w="120"/>
+              <w:bottom w:type="dxa" w:w="80"/>
+              <w:right w:type="dxa" w:w="120"/>
+            </w:tcMar>
+          </w:tcPr>
+          <w:p>
+            <w:pPr>
+              <w:spacing w:after="0" w:before="0"/>
+            </w:pPr>
+            <w:r>
+              <w:rPr>
+                <w:rFonts w:ascii="Arial" w:cs="Arial" w:eastAsia="Arial" w:hAnsi="Arial"/>
+                <w:sz w:val="20"/>
+                <w:szCs w:val="20"/>
+              </w:rPr>
+              <w:t xml:space="preserve">2026-05-07</w:t>
+            </w:r>
+          </w:p>
+        </w:tc>
+      </w:tr>
+      <w:tr>
+        <w:tc>
+          <w:tcPr>
+            <w:tcW w:type="dxa" w:w="2600"/>
+            <w:tcBorders>
+              <w:top w:val="single" w:color="CBD5E1" w:sz="1"/>
+              <w:left w:val="single" w:color="CBD5E1" w:sz="1"/>
+              <w:bottom w:val="single" w:color="CBD5E1" w:sz="1"/>
+              <w:right w:val="single" w:color="CBD5E1" w:sz="1"/>
+            </w:tcBorders>
+            <w:shd w:fill="0F172A" w:val="clear"/>
+            <w:tcMar>
+              <w:top w:type="dxa" w:w="80"/>
+              <w:left w:type="dxa" w:w="120"/>
+              <w:bottom w:type="dxa" w:w="80"/>
+              <w:right w:type="dxa" w:w="120"/>
+            </w:tcMar>
+          </w:tcPr>
+          <w:p>
+            <w:pPr>
+              <w:spacing w:after="0" w:before="0"/>
+            </w:pPr>
+            <w:r>
+              <w:rPr>
+                <w:rFonts w:ascii="Arial" w:cs="Arial" w:eastAsia="Arial" w:hAnsi="Arial"/>
+                <w:b/>
+                <w:bCs/>
+                <w:color w:val="FFFFFF"/>
+                <w:sz w:val="20"/>
+                <w:szCs w:val="20"/>
+              </w:rPr>
+              <w:t xml:space="preserve">Document Owner</w:t>
+            </w:r>
+          </w:p>
+        </w:tc>
+        <w:tc>
+          <w:tcPr>
+            <w:tcW w:type="dxa" w:w="7480"/>
+            <w:tcBorders>
+              <w:top w:val="single" w:color="CBD5E1" w:sz="1"/>
+              <w:left w:val="single" w:color="CBD5E1" w:sz="1"/>
+              <w:bottom w:val="single" w:color="CBD5E1" w:sz="1"/>
+              <w:right w:val="single" w:color="CBD5E1" w:sz="1"/>
+            </w:tcBorders>
+            <w:shd w:fill="F8FAFC" w:val="clear"/>
+            <w:tcMar>
+              <w:top w:type="dxa" w:w="80"/>
+              <w:left w:type="dxa" w:w="120"/>
+              <w:bottom w:type="dxa" w:w="80"/>
+              <w:right w:type="dxa" w:w="120"/>
+            </w:tcMar>
+          </w:tcPr>
+          <w:p>
+            <w:pPr>
+              <w:spacing w:after="0" w:before="0"/>
+            </w:pPr>
+            <w:r>
+              <w:rPr>
+                <w:rFonts w:ascii="Arial" w:cs="Arial" w:eastAsia="Arial" w:hAnsi="Arial"/>
+                <w:sz w:val="20"/>
+                <w:szCs w:val="20"/>
+              </w:rPr>
+              <w:t xml:space="preserve">Dr. Stefan Gravesande</w:t>
+            </w:r>
+          </w:p>
+        </w:tc>
+      </w:tr>
+      <w:tr>
+        <w:tc>
+          <w:tcPr>
+            <w:tcW w:type="dxa" w:w="2600"/>
+            <w:tcBorders>
+              <w:top w:val="single" w:color="CBD5E1" w:sz="1"/>
+              <w:left w:val="single" w:color="CBD5E1" w:sz="1"/>
+              <w:bottom w:val="single" w:color="CBD5E1" w:sz="1"/>
+              <w:right w:val="single" w:color="CBD5E1" w:sz="1"/>
+            </w:tcBorders>
+            <w:shd w:fill="0F172A" w:val="clear"/>
+            <w:tcMar>
+              <w:top w:type="dxa" w:w="80"/>
+              <w:left w:type="dxa" w:w="120"/>
+              <w:bottom w:type="dxa" w:w="80"/>
+              <w:right w:type="dxa" w:w="120"/>
+            </w:tcMar>
+          </w:tcPr>
+          <w:p>
+            <w:pPr>
+              <w:spacing w:after="0" w:before="0"/>
+            </w:pPr>
+            <w:r>
+              <w:rPr>
+                <w:rFonts w:ascii="Arial" w:cs="Arial" w:eastAsia="Arial" w:hAnsi="Arial"/>
+                <w:b/>
+                <w:bCs/>
+                <w:color w:val="FFFFFF"/>
+                <w:sz w:val="20"/>
+                <w:szCs w:val="20"/>
+              </w:rPr>
+              <w:t xml:space="preserve">ISO Reference</w:t>
+            </w:r>
+          </w:p>
+        </w:tc>
+        <w:tc>
+          <w:tcPr>
+            <w:tcW w:type="dxa" w:w="7480"/>
+            <w:tcBorders>
+              <w:top w:val="single" w:color="CBD5E1" w:sz="1"/>
+              <w:left w:val="single" w:color="CBD5E1" w:sz="1"/>
+              <w:bottom w:val="single" w:color="CBD5E1" w:sz="1"/>
+              <w:right w:val="single" w:color="CBD5E1" w:sz="1"/>
+            </w:tcBorders>
+            <w:shd w:fill="FFFFFF" w:val="clear"/>
+            <w:tcMar>
+              <w:top w:type="dxa" w:w="80"/>
+              <w:left w:type="dxa" w:w="120"/>
+              <w:bottom w:type="dxa" w:w="80"/>
+              <w:right w:type="dxa" w:w="120"/>
+            </w:tcMar>
+          </w:tcPr>
+          <w:p>
+            <w:pPr>
+              <w:spacing w:after="0" w:before="0"/>
+            </w:pPr>
+            <w:r>
+              <w:rPr>
+                <w:rFonts w:ascii="Arial" w:cs="Arial" w:eastAsia="Arial" w:hAnsi="Arial"/>
+                <w:sz w:val="20"/>
+                <w:szCs w:val="20"/>
+              </w:rPr>
+              <w:t xml:space="preserve"/>
+            </w:r>
+          </w:p>
+        </w:tc>
+      </w:tr>
+      <w:tr>
+        <w:tc>
+          <w:tcPr>
+            <w:tcW w:type="dxa" w:w="2600"/>
+            <w:tcBorders>
+              <w:top w:val="single" w:color="CBD5E1" w:sz="1"/>
+              <w:left w:val="single" w:color="CBD5E1" w:sz="1"/>
+              <w:bottom w:val="single" w:color="CBD5E1" w:sz="1"/>
+              <w:right w:val="single" w:color="CBD5E1" w:sz="1"/>
+            </w:tcBorders>
+            <w:shd w:fill="0F172A" w:val="clear"/>
+            <w:tcMar>
+              <w:top w:type="dxa" w:w="80"/>
+              <w:left w:type="dxa" w:w="120"/>
+              <w:bottom w:type="dxa" w:w="80"/>
+              <w:right w:type="dxa" w:w="120"/>
+            </w:tcMar>
+          </w:tcPr>
+          <w:p>
+            <w:pPr>
+              <w:spacing w:after="0" w:before="0"/>
+            </w:pPr>
+            <w:r>
+              <w:rPr>
+                <w:rFonts w:ascii="Arial" w:cs="Arial" w:eastAsia="Arial" w:hAnsi="Arial"/>
+                <w:b/>
+                <w:bCs/>
+                <w:color w:val="FFFFFF"/>
+                <w:sz w:val="20"/>
+                <w:szCs w:val="20"/>
+              </w:rPr>
+              <w:t xml:space="preserve">Related Documents</w:t>
+            </w:r>
+          </w:p>
+        </w:tc>
+        <w:tc>
+          <w:tcPr>
+            <w:tcW w:type="dxa" w:w="7480"/>
+            <w:tcBorders>
+              <w:top w:val="single" w:color="CBD5E1" w:sz="1"/>
+              <w:left w:val="single" w:color="CBD5E1" w:sz="1"/>
+              <w:bottom w:val="single" w:color="CBD5E1" w:sz="1"/>
+              <w:right w:val="single" w:color="CBD5E1" w:sz="1"/>
+            </w:tcBorders>
+            <w:shd w:fill="F8FAFC" w:val="clear"/>
+            <w:tcMar>
+              <w:top w:type="dxa" w:w="80"/>
+              <w:left w:type="dxa" w:w="120"/>
+              <w:bottom w:type="dxa" w:w="80"/>
+              <w:right w:type="dxa" w:w="120"/>
+            </w:tcMar>
+          </w:tcPr>
+          <w:p>
+            <w:pPr>
+              <w:spacing w:after="0" w:before="0"/>
+            </w:pPr>
+            <w:r>
+              <w:rPr>
+                <w:rFonts w:ascii="Arial" w:cs="Arial" w:eastAsia="Arial" w:hAnsi="Arial"/>
+                <w:sz w:val="20"/>
+                <w:szCs w:val="20"/>
+              </w:rPr>
+              <w:t xml:space="preserve"/>
+            </w:r>
+          </w:p>
+        </w:tc>
+      </w:tr>
+      <w:tr>
+        <w:tc>
+          <w:tcPr>
+            <w:tcW w:type="dxa" w:w="2600"/>
+            <w:tcBorders>
+              <w:top w:val="single" w:color="CBD5E1" w:sz="1"/>
+              <w:left w:val="single" w:color="CBD5E1" w:sz="1"/>
+              <w:bottom w:val="single" w:color="CBD5E1" w:sz="1"/>
+              <w:right w:val="single" w:color="CBD5E1" w:sz="1"/>
+            </w:tcBorders>
+            <w:shd w:fill="0F172A" w:val="clear"/>
+            <w:tcMar>
+              <w:top w:type="dxa" w:w="80"/>
+              <w:left w:type="dxa" w:w="120"/>
+              <w:bottom w:type="dxa" w:w="80"/>
+              <w:right w:type="dxa" w:w="120"/>
+            </w:tcMar>
+          </w:tcPr>
+          <w:p>
+            <w:pPr>
+              <w:spacing w:after="0" w:before="0"/>
+            </w:pPr>
+            <w:r>
+              <w:rPr>
+                <w:rFonts w:ascii="Arial" w:cs="Arial" w:eastAsia="Arial" w:hAnsi="Arial"/>
+                <w:b/>
+                <w:bCs/>
+                <w:color w:val="FFFFFF"/>
+                <w:sz w:val="20"/>
+                <w:szCs w:val="20"/>
+              </w:rPr>
+              <w:t xml:space="preserve">Classification</w:t>
+            </w:r>
+          </w:p>
+        </w:tc>
+        <w:tc>
+          <w:tcPr>
+            <w:tcW w:type="dxa" w:w="7480"/>
+            <w:tcBorders>
+              <w:top w:val="single" w:color="CBD5E1" w:sz="1"/>
+              <w:left w:val="single" w:color="CBD5E1" w:sz="1"/>
+              <w:bottom w:val="single" w:color="CBD5E1" w:sz="1"/>
+              <w:right w:val="single" w:color="CBD5E1" w:sz="1"/>
+            </w:tcBorders>
+            <w:shd w:fill="FFFFFF" w:val="clear"/>
+            <w:tcMar>
+              <w:top w:type="dxa" w:w="80"/>
+              <w:left w:type="dxa" w:w="120"/>
+              <w:bottom w:type="dxa" w:w="80"/>
+              <w:right w:type="dxa" w:w="120"/>
+            </w:tcMar>
+          </w:tcPr>
+          <w:p>
+            <w:pPr>
+              <w:spacing w:after="0" w:before="0"/>
+            </w:pPr>
+            <w:r>
+              <w:rPr>
+                <w:rFonts w:ascii="Arial" w:cs="Arial" w:eastAsia="Arial" w:hAnsi="Arial"/>
+                <w:sz w:val="20"/>
+                <w:szCs w:val="20"/>
+              </w:rPr>
+              <w:t xml:space="preserve">Internal — Controlled Document</w:t>
+            </w:r>
+          </w:p>
+        </w:tc>
+      </w:tr>
+    </w:tbl>
     <w:p>
       <w:pPr>
         <w:spacing w:before="240" w:after="80"/>
@@ -866,6 +1410,14 @@
       </w:r>
     </w:p>
     <w:p/>
+    <w:sectPr>
+      <w:headerReference w:type="default" r:id="rId7"/>
+      <w:footerReference w:type="default" r:id="rId8"/>
+      <w:pgSz w:w="12240" w:h="15840" w:orient="portrait"/>
+      <w:pgMar w:top="1080" w:right="1080" w:bottom="1080" w:left="1080" w:header="708" w:footer="708" w:gutter="0"/>
+      <w:pgNumType/>
+      <w:docGrid w:linePitch="360"/>
+    </w:sectPr>
     <w:sectPr>
       <w:headerReference w:type="default" r:id="rId7"/>
       <w:footerReference w:type="default" r:id="rId8"/>

--- a/public/ims/PRO-03-LEAD-CAPTURE-CLASSIFICATION.docx
+++ b/public/ims/PRO-03-LEAD-CAPTURE-CLASSIFICATION.docx
@@ -1410,14 +1410,6 @@
       </w:r>
     </w:p>
     <w:p/>
-    <w:sectPr>
-      <w:headerReference w:type="default" r:id="rId7"/>
-      <w:footerReference w:type="default" r:id="rId8"/>
-      <w:pgSz w:w="12240" w:h="15840" w:orient="portrait"/>
-      <w:pgMar w:top="1080" w:right="1080" w:bottom="1080" w:left="1080" w:header="708" w:footer="708" w:gutter="0"/>
-      <w:pgNumType/>
-      <w:docGrid w:linePitch="360"/>
-    </w:sectPr>
     <w:sectPr>
       <w:headerReference w:type="default" r:id="rId7"/>
       <w:footerReference w:type="default" r:id="rId8"/>

--- a/public/ims/PRO-03-LEAD-CAPTURE-CLASSIFICATION.docx
+++ b/public/ims/PRO-03-LEAD-CAPTURE-CLASSIFICATION.docx
@@ -548,10 +548,13 @@
     </w:tbl>
     <w:p>
       <w:pPr>
-        <w:spacing w:before="240" w:after="80"/>
-      </w:pPr>
-      <w:r>
-        <w:rPr>
+        <w:spacing w:line="360" w:lineRule="auto" w:before="240" w:after="80"/>
+        <w:keepLines/>
+        <w:pageBreakBefore/>
+      </w:pPr>
+      <w:r>
+        <w:rPr>
+          <w:rFonts w:ascii="Times New Roman" w:hAnsi="Times New Roman" w:cs="Times New Roman"/>
           <w:b/>
           <w:bCs/>
           <w:sz w:val="28"/>
@@ -563,18 +566,26 @@
     </w:p>
     <w:p>
       <w:pPr>
-        <w:spacing w:after="80"/>
-      </w:pPr>
-      <w:r>
+        <w:spacing w:line="360" w:lineRule="auto" w:after="80"/>
+        <w:keepLines/>
+      </w:pPr>
+      <w:r>
+        <w:rPr>
+          <w:rFonts w:ascii="Times New Roman" w:hAnsi="Times New Roman" w:cs="Times New Roman"/>
+          <w:sz w:val="24"/>
+          <w:szCs w:val="24"/>
+        </w:rPr>
         <w:t xml:space="preserve">To ensure every prospect who expresses interest in Preqal's services is captured in a structured, consistent format, automatically classified into a service tier, and routed to the appropriate follow-up action within 4 hours.</w:t>
       </w:r>
     </w:p>
     <w:p>
       <w:pPr>
-        <w:spacing w:before="240" w:after="80"/>
-      </w:pPr>
-      <w:r>
-        <w:rPr>
+        <w:spacing w:line="360" w:lineRule="auto" w:before="240" w:after="80"/>
+        <w:keepLines/>
+      </w:pPr>
+      <w:r>
+        <w:rPr>
+          <w:rFonts w:ascii="Times New Roman" w:hAnsi="Times New Roman" w:cs="Times New Roman"/>
           <w:b/>
           <w:bCs/>
           <w:sz w:val="28"/>
@@ -586,18 +597,26 @@
     </w:p>
     <w:p>
       <w:pPr>
-        <w:spacing w:after="80"/>
-      </w:pPr>
-      <w:r>
+        <w:spacing w:line="360" w:lineRule="auto" w:after="80"/>
+        <w:keepLines/>
+      </w:pPr>
+      <w:r>
+        <w:rPr>
+          <w:rFonts w:ascii="Times New Roman" w:hAnsi="Times New Roman" w:cs="Times New Roman"/>
+          <w:sz w:val="24"/>
+          <w:szCs w:val="24"/>
+        </w:rPr>
         <w:t xml:space="preserve">Applies to all lead submissions via FORM-01 (Business Growth Assessment). Covers the full lifecycle from form submission to admin review and handoff to SOP-03 (Quote Generation).</w:t>
       </w:r>
     </w:p>
     <w:p>
       <w:pPr>
-        <w:spacing w:before="240" w:after="80"/>
-      </w:pPr>
-      <w:r>
-        <w:rPr>
+        <w:spacing w:line="360" w:lineRule="auto" w:before="240" w:after="80"/>
+        <w:keepLines/>
+      </w:pPr>
+      <w:r>
+        <w:rPr>
+          <w:rFonts w:ascii="Times New Roman" w:hAnsi="Times New Roman" w:cs="Times New Roman"/>
           <w:b/>
           <w:bCs/>
           <w:sz w:val="28"/>
@@ -609,78 +628,116 @@
     </w:p>
     <w:p>
       <w:pPr>
-        <w:spacing w:after="80"/>
-      </w:pPr>
-      <w:r>
-        <w:rPr>
-          <w:b/>
-          <w:bCs/>
+        <w:spacing w:line="360" w:lineRule="auto" w:after="80"/>
+        <w:keepLines/>
+      </w:pPr>
+      <w:r>
+        <w:rPr>
+          <w:rFonts w:ascii="Times New Roman" w:hAnsi="Times New Roman" w:cs="Times New Roman"/>
+          <w:b/>
+          <w:bCs/>
+          <w:sz w:val="24"/>
+          <w:szCs w:val="24"/>
         </w:rPr>
         <w:t xml:space="preserve">🧑  Human Employee Roles</w:t>
       </w:r>
     </w:p>
     <w:p>
       <w:pPr>
-        <w:spacing w:after="80"/>
-      </w:pPr>
-      <w:r>
+        <w:spacing w:line="360" w:lineRule="auto" w:after="80"/>
+        <w:keepLines/>
+      </w:pPr>
+      <w:r>
+        <w:rPr>
+          <w:rFonts w:ascii="Times New Roman" w:hAnsi="Times New Roman" w:cs="Times New Roman"/>
+          <w:sz w:val="24"/>
+          <w:szCs w:val="24"/>
+        </w:rPr>
         <w:t xml:space="preserve">Role | Responsibility | Type</w:t>
       </w:r>
     </w:p>
     <w:p>
       <w:pPr>
-        <w:spacing w:after="80"/>
-      </w:pPr>
-      <w:r>
+        <w:spacing w:line="360" w:lineRule="auto" w:after="80"/>
+        <w:keepLines/>
+      </w:pPr>
+      <w:r>
+        <w:rPr>
+          <w:rFonts w:ascii="Times New Roman" w:hAnsi="Times New Roman" w:cs="Times New Roman"/>
+          <w:sz w:val="24"/>
+          <w:szCs w:val="24"/>
+        </w:rPr>
         <w:t xml:space="preserve">Admin (Dr. Gravesande or delegate) | Reviews all incoming leads within 4 hours; confirms or adjusts auto-tier; initiates SOP-03 | Human Employee</w:t>
       </w:r>
     </w:p>
     <w:p>
       <w:pPr>
-        <w:spacing w:after="80"/>
-      </w:pPr>
-      <w:r>
-        <w:rPr>
-          <w:b/>
-          <w:bCs/>
+        <w:spacing w:line="360" w:lineRule="auto" w:after="80"/>
+        <w:keepLines/>
+      </w:pPr>
+      <w:r>
+        <w:rPr>
+          <w:rFonts w:ascii="Times New Roman" w:hAnsi="Times New Roman" w:cs="Times New Roman"/>
+          <w:b/>
+          <w:bCs/>
+          <w:sz w:val="24"/>
+          <w:szCs w:val="24"/>
         </w:rPr>
         <w:t xml:space="preserve">🤖  Agentic Employee Roles</w:t>
       </w:r>
     </w:p>
     <w:p>
       <w:pPr>
-        <w:spacing w:after="80"/>
-      </w:pPr>
-      <w:r>
+        <w:spacing w:line="360" w:lineRule="auto" w:after="80"/>
+        <w:keepLines/>
+      </w:pPr>
+      <w:r>
+        <w:rPr>
+          <w:rFonts w:ascii="Times New Roman" w:hAnsi="Times New Roman" w:cs="Times New Roman"/>
+          <w:sz w:val="24"/>
+          <w:szCs w:val="24"/>
+        </w:rPr>
         <w:t xml:space="preserve">Agent | Responsibility | Type</w:t>
       </w:r>
     </w:p>
     <w:p>
       <w:pPr>
-        <w:spacing w:after="80"/>
-      </w:pPr>
-      <w:r>
+        <w:spacing w:line="360" w:lineRule="auto" w:after="80"/>
+        <w:keepLines/>
+      </w:pPr>
+      <w:r>
+        <w:rPr>
+          <w:rFonts w:ascii="Times New Roman" w:hAnsi="Times New Roman" w:cs="Times New Roman"/>
+          <w:sz w:val="24"/>
+          <w:szCs w:val="24"/>
+        </w:rPr>
         <w:t xml:space="preserve">Lead Triage Agent | Monitors `template_leads` table for new entries; reads the `most_pressing_quality_problem` and `service_category` fields; applies tier classification logic (see Step 3); writes result to `quote_submissions.tier`; sends admin notification | Agentic Employee</w:t>
       </w:r>
     </w:p>
     <w:p>
       <w:pPr>
-        <w:spacing w:after="80"/>
-      </w:pPr>
-      <w:r>
-        <w:rPr>
+        <w:spacing w:line="360" w:lineRule="auto" w:after="80"/>
+        <w:keepLines/>
+      </w:pPr>
+      <w:r>
+        <w:rPr>
+          <w:rFonts w:ascii="Times New Roman" w:hAnsi="Times New Roman" w:cs="Times New Roman"/>
           <w:i/>
           <w:iCs/>
+          <w:sz w:val="24"/>
+          <w:szCs w:val="24"/>
         </w:rPr>
         <w:t xml:space="preserve">⚠  Agentic Note: Classification is performed automatically but a human MUST confirm tier before a quote is sent. Never proceed to SOP-03 without human confirmation.</w:t>
       </w:r>
     </w:p>
     <w:p>
       <w:pPr>
-        <w:spacing w:before="240" w:after="80"/>
-      </w:pPr>
-      <w:r>
-        <w:rPr>
+        <w:spacing w:line="360" w:lineRule="auto" w:before="240" w:after="80"/>
+        <w:keepLines/>
+      </w:pPr>
+      <w:r>
+        <w:rPr>
+          <w:rFonts w:ascii="Times New Roman" w:hAnsi="Times New Roman" w:cs="Times New Roman"/>
           <w:b/>
           <w:bCs/>
           <w:sz w:val="28"/>
@@ -692,115 +749,181 @@
     </w:p>
     <w:p>
       <w:pPr>
-        <w:spacing w:after="80"/>
-      </w:pPr>
-      <w:r>
-        <w:rPr>
-          <w:b/>
-          <w:bCs/>
+        <w:spacing w:line="360" w:lineRule="auto" w:after="80"/>
+        <w:keepLines/>
+      </w:pPr>
+      <w:r>
+        <w:rPr>
+          <w:rFonts w:ascii="Times New Roman" w:hAnsi="Times New Roman" w:cs="Times New Roman"/>
+          <w:b/>
+          <w:bCs/>
+          <w:sz w:val="24"/>
+          <w:szCs w:val="24"/>
         </w:rPr>
         <w:t xml:space="preserve">Term</w:t>
       </w:r>
       <w:r>
+        <w:rPr>
+          <w:rFonts w:ascii="Times New Roman" w:hAnsi="Times New Roman" w:cs="Times New Roman"/>
+          <w:sz w:val="24"/>
+          <w:szCs w:val="24"/>
+        </w:rPr>
         <w:t xml:space="preserve"> — Definition</w:t>
       </w:r>
     </w:p>
     <w:p>
       <w:pPr>
-        <w:spacing w:after="80"/>
-      </w:pPr>
-      <w:r>
-        <w:rPr>
-          <w:b/>
-          <w:bCs/>
+        <w:spacing w:line="360" w:lineRule="auto" w:after="80"/>
+        <w:keepLines/>
+      </w:pPr>
+      <w:r>
+        <w:rPr>
+          <w:rFonts w:ascii="Times New Roman" w:hAnsi="Times New Roman" w:cs="Times New Roman"/>
+          <w:b/>
+          <w:bCs/>
+          <w:sz w:val="24"/>
+          <w:szCs w:val="24"/>
         </w:rPr>
         <w:t xml:space="preserve">FORM-01</w:t>
       </w:r>
       <w:r>
+        <w:rPr>
+          <w:rFonts w:ascii="Times New Roman" w:hAnsi="Times New Roman" w:cs="Times New Roman"/>
+          <w:sz w:val="24"/>
+          <w:szCs w:val="24"/>
+        </w:rPr>
         <w:t xml:space="preserve"> — The Business Growth Assessment — the single digital form at `/business-growth-assessment` that captures all lead and classification data</w:t>
       </w:r>
     </w:p>
     <w:p>
       <w:pPr>
-        <w:spacing w:after="80"/>
-      </w:pPr>
-      <w:r>
-        <w:rPr>
-          <w:b/>
-          <w:bCs/>
+        <w:spacing w:line="360" w:lineRule="auto" w:after="80"/>
+        <w:keepLines/>
+      </w:pPr>
+      <w:r>
+        <w:rPr>
+          <w:rFonts w:ascii="Times New Roman" w:hAnsi="Times New Roman" w:cs="Times New Roman"/>
+          <w:b/>
+          <w:bCs/>
+          <w:sz w:val="24"/>
+          <w:szCs w:val="24"/>
         </w:rPr>
         <w:t xml:space="preserve">Tier</w:t>
       </w:r>
       <w:r>
+        <w:rPr>
+          <w:rFonts w:ascii="Times New Roman" w:hAnsi="Times New Roman" w:cs="Times New Roman"/>
+          <w:sz w:val="24"/>
+          <w:szCs w:val="24"/>
+        </w:rPr>
         <w:t xml:space="preserve"> — Service level classification: Starter / Growth / Enterprise</w:t>
       </w:r>
     </w:p>
     <w:p>
       <w:pPr>
-        <w:spacing w:after="80"/>
-      </w:pPr>
-      <w:r>
-        <w:rPr>
-          <w:b/>
-          <w:bCs/>
+        <w:spacing w:line="360" w:lineRule="auto" w:after="80"/>
+        <w:keepLines/>
+      </w:pPr>
+      <w:r>
+        <w:rPr>
+          <w:rFonts w:ascii="Times New Roman" w:hAnsi="Times New Roman" w:cs="Times New Roman"/>
+          <w:b/>
+          <w:bCs/>
+          <w:sz w:val="24"/>
+          <w:szCs w:val="24"/>
         </w:rPr>
         <w:t xml:space="preserve">Admin Dashboard</w:t>
       </w:r>
       <w:r>
+        <w:rPr>
+          <w:rFonts w:ascii="Times New Roman" w:hAnsi="Times New Roman" w:cs="Times New Roman"/>
+          <w:sz w:val="24"/>
+          <w:szCs w:val="24"/>
+        </w:rPr>
         <w:t xml:space="preserve"> — The tool at `preqal.org/admin-dashboard.html` used to view and manage all leads</w:t>
       </w:r>
     </w:p>
     <w:p>
       <w:pPr>
-        <w:spacing w:after="80"/>
-      </w:pPr>
-      <w:r>
-        <w:rPr>
-          <w:b/>
-          <w:bCs/>
+        <w:spacing w:line="360" w:lineRule="auto" w:after="80"/>
+        <w:keepLines/>
+      </w:pPr>
+      <w:r>
+        <w:rPr>
+          <w:rFonts w:ascii="Times New Roman" w:hAnsi="Times New Roman" w:cs="Times New Roman"/>
+          <w:b/>
+          <w:bCs/>
+          <w:sz w:val="24"/>
+          <w:szCs w:val="24"/>
         </w:rPr>
         <w:t xml:space="preserve">Supabase</w:t>
       </w:r>
       <w:r>
+        <w:rPr>
+          <w:rFonts w:ascii="Times New Roman" w:hAnsi="Times New Roman" w:cs="Times New Roman"/>
+          <w:sz w:val="24"/>
+          <w:szCs w:val="24"/>
+        </w:rPr>
         <w:t xml:space="preserve"> — The backend database where all lead data is stored</w:t>
       </w:r>
     </w:p>
     <w:p>
       <w:pPr>
-        <w:spacing w:after="80"/>
-      </w:pPr>
-      <w:r>
-        <w:rPr>
-          <w:b/>
-          <w:bCs/>
+        <w:spacing w:line="360" w:lineRule="auto" w:after="80"/>
+        <w:keepLines/>
+      </w:pPr>
+      <w:r>
+        <w:rPr>
+          <w:rFonts w:ascii="Times New Roman" w:hAnsi="Times New Roman" w:cs="Times New Roman"/>
+          <w:b/>
+          <w:bCs/>
+          <w:sz w:val="24"/>
+          <w:szCs w:val="24"/>
         </w:rPr>
         <w:t xml:space="preserve">`template_leads`</w:t>
       </w:r>
       <w:r>
+        <w:rPr>
+          <w:rFonts w:ascii="Times New Roman" w:hAnsi="Times New Roman" w:cs="Times New Roman"/>
+          <w:sz w:val="24"/>
+          <w:szCs w:val="24"/>
+        </w:rPr>
         <w:t xml:space="preserve"> — Supabase table storing contact and company information</w:t>
       </w:r>
     </w:p>
     <w:p>
       <w:pPr>
-        <w:spacing w:after="80"/>
-      </w:pPr>
-      <w:r>
-        <w:rPr>
-          <w:b/>
-          <w:bCs/>
+        <w:spacing w:line="360" w:lineRule="auto" w:after="80"/>
+        <w:keepLines/>
+      </w:pPr>
+      <w:r>
+        <w:rPr>
+          <w:rFonts w:ascii="Times New Roman" w:hAnsi="Times New Roman" w:cs="Times New Roman"/>
+          <w:b/>
+          <w:bCs/>
+          <w:sz w:val="24"/>
+          <w:szCs w:val="24"/>
         </w:rPr>
         <w:t xml:space="preserve">`quote_submissions`</w:t>
       </w:r>
       <w:r>
+        <w:rPr>
+          <w:rFonts w:ascii="Times New Roman" w:hAnsi="Times New Roman" w:cs="Times New Roman"/>
+          <w:sz w:val="24"/>
+          <w:szCs w:val="24"/>
+        </w:rPr>
         <w:t xml:space="preserve"> — Supabase table storing service classification and tier assessment</w:t>
       </w:r>
     </w:p>
     <w:p>
       <w:pPr>
-        <w:spacing w:before="240" w:after="80"/>
-      </w:pPr>
-      <w:r>
-        <w:rPr>
+        <w:spacing w:line="360" w:lineRule="auto" w:before="240" w:after="80"/>
+        <w:keepLines/>
+        <w:pageBreakBefore/>
+      </w:pPr>
+      <w:r>
+        <w:rPr>
+          <w:rFonts w:ascii="Times New Roman" w:hAnsi="Times New Roman" w:cs="Times New Roman"/>
           <w:b/>
           <w:bCs/>
           <w:sz w:val="28"/>
@@ -812,66 +935,112 @@
     </w:p>
     <w:p>
       <w:pPr>
-        <w:spacing w:after="80"/>
-      </w:pPr>
-      <w:r>
+        <w:spacing w:line="360" w:lineRule="auto" w:after="80"/>
+        <w:keepLines/>
+      </w:pPr>
+      <w:r>
+        <w:rPr>
+          <w:rFonts w:ascii="Times New Roman" w:hAnsi="Times New Roman" w:cs="Times New Roman"/>
+          <w:sz w:val="24"/>
+          <w:szCs w:val="24"/>
+        </w:rPr>
         <w:t xml:space="preserve">A prospect completes FORM-01 on the Preqal website. The form writes two database records simultaneously. An immediate notification is sent to admin. The Lead Triage Agent (or admin manually) applies the tier classification logic. Admin reviews, confirms or adjusts the tier, and triggers SOP-03.</w:t>
       </w:r>
     </w:p>
     <w:p>
       <w:pPr>
-        <w:spacing w:after="80"/>
-      </w:pPr>
-      <w:r>
-        <w:rPr>
-          <w:b/>
-          <w:bCs/>
+        <w:spacing w:line="360" w:lineRule="auto" w:after="80"/>
+        <w:keepLines/>
+      </w:pPr>
+      <w:r>
+        <w:rPr>
+          <w:rFonts w:ascii="Times New Roman" w:hAnsi="Times New Roman" w:cs="Times New Roman"/>
+          <w:b/>
+          <w:bCs/>
+          <w:sz w:val="24"/>
+          <w:szCs w:val="24"/>
         </w:rPr>
         <w:t xml:space="preserve">6. Inputs</w:t>
       </w:r>
     </w:p>
     <w:p>
       <w:pPr>
-        <w:spacing w:after="60"/>
+        <w:spacing w:line="360" w:lineRule="auto" w:after="60"/>
+        <w:keepLines/>
         <w:ind w:left="720" w:hanging="360"/>
       </w:pPr>
       <w:r>
+        <w:rPr>
+          <w:rFonts w:ascii="Times New Roman" w:hAnsi="Times New Roman" w:cs="Times New Roman"/>
+          <w:sz w:val="24"/>
+          <w:szCs w:val="24"/>
+        </w:rPr>
         <w:t xml:space="preserve">•	</w:t>
       </w:r>
       <w:r>
+        <w:rPr>
+          <w:rFonts w:ascii="Times New Roman" w:hAnsi="Times New Roman" w:cs="Times New Roman"/>
+          <w:sz w:val="24"/>
+          <w:szCs w:val="24"/>
+        </w:rPr>
         <w:t xml:space="preserve">Completed FORM-01 submission</w:t>
       </w:r>
     </w:p>
     <w:p>
       <w:pPr>
-        <w:spacing w:after="60"/>
+        <w:spacing w:line="360" w:lineRule="auto" w:after="60"/>
+        <w:keepLines/>
         <w:ind w:left="720" w:hanging="360"/>
       </w:pPr>
       <w:r>
+        <w:rPr>
+          <w:rFonts w:ascii="Times New Roman" w:hAnsi="Times New Roman" w:cs="Times New Roman"/>
+          <w:sz w:val="24"/>
+          <w:szCs w:val="24"/>
+        </w:rPr>
         <w:t xml:space="preserve">•	</w:t>
       </w:r>
       <w:r>
+        <w:rPr>
+          <w:rFonts w:ascii="Times New Roman" w:hAnsi="Times New Roman" w:cs="Times New Roman"/>
+          <w:sz w:val="24"/>
+          <w:szCs w:val="24"/>
+        </w:rPr>
         <w:t xml:space="preserve">`template_leads` Supabase record</w:t>
       </w:r>
     </w:p>
     <w:p>
       <w:pPr>
-        <w:spacing w:after="60"/>
+        <w:spacing w:line="360" w:lineRule="auto" w:after="60"/>
+        <w:keepLines/>
         <w:ind w:left="720" w:hanging="360"/>
       </w:pPr>
       <w:r>
+        <w:rPr>
+          <w:rFonts w:ascii="Times New Roman" w:hAnsi="Times New Roman" w:cs="Times New Roman"/>
+          <w:sz w:val="24"/>
+          <w:szCs w:val="24"/>
+        </w:rPr>
         <w:t xml:space="preserve">•	</w:t>
       </w:r>
       <w:r>
+        <w:rPr>
+          <w:rFonts w:ascii="Times New Roman" w:hAnsi="Times New Roman" w:cs="Times New Roman"/>
+          <w:sz w:val="24"/>
+          <w:szCs w:val="24"/>
+        </w:rPr>
         <w:t xml:space="preserve">`quote_submissions` Supabase record</w:t>
       </w:r>
     </w:p>
     <w:p>
       <w:pPr>
-        <w:spacing w:before="240" w:after="80"/>
-      </w:pPr>
-      <w:r>
-        <w:rPr>
+        <w:spacing w:line="360" w:lineRule="auto" w:before="240" w:after="80"/>
+        <w:keepLines/>
+        <w:pageBreakBefore/>
+      </w:pPr>
+      <w:r>
+        <w:rPr>
+          <w:rFonts w:ascii="Times New Roman" w:hAnsi="Times New Roman" w:cs="Times New Roman"/>
           <w:b/>
           <w:bCs/>
           <w:sz w:val="28"/>
@@ -883,162 +1052,269 @@
     </w:p>
     <w:p>
       <w:pPr>
-        <w:spacing w:after="80"/>
-      </w:pPr>
-      <w:r>
-        <w:rPr>
-          <w:b/>
-          <w:bCs/>
+        <w:spacing w:line="360" w:lineRule="auto" w:after="80"/>
+        <w:keepLines/>
+      </w:pPr>
+      <w:r>
+        <w:rPr>
+          <w:rFonts w:ascii="Times New Roman" w:hAnsi="Times New Roman" w:cs="Times New Roman"/>
+          <w:b/>
+          <w:bCs/>
+          <w:sz w:val="24"/>
+          <w:szCs w:val="24"/>
         </w:rPr>
         <w:t xml:space="preserve">Step 1 — Form Submission &amp; Database Write</w:t>
       </w:r>
     </w:p>
     <w:p>
       <w:pPr>
-        <w:spacing w:after="80"/>
-      </w:pPr>
-      <w:r>
-        <w:rPr>
-          <w:b/>
-          <w:bCs/>
+        <w:spacing w:line="360" w:lineRule="auto" w:after="80"/>
+        <w:keepLines/>
+      </w:pPr>
+      <w:r>
+        <w:rPr>
+          <w:rFonts w:ascii="Times New Roman" w:hAnsi="Times New Roman" w:cs="Times New Roman"/>
+          <w:b/>
+          <w:bCs/>
+          <w:sz w:val="24"/>
+          <w:szCs w:val="24"/>
         </w:rPr>
         <w:t xml:space="preserve">Trigger:</w:t>
       </w:r>
       <w:r>
+        <w:rPr>
+          <w:rFonts w:ascii="Times New Roman" w:hAnsi="Times New Roman" w:cs="Times New Roman"/>
+          <w:sz w:val="24"/>
+          <w:szCs w:val="24"/>
+        </w:rPr>
         <w:t xml:space="preserve">: Prospect clicks "Submit" on FORM-01 at `/business-growth-assessment`.</w:t>
       </w:r>
     </w:p>
     <w:p>
       <w:pPr>
-        <w:spacing w:after="80"/>
-      </w:pPr>
-      <w:r>
-        <w:rPr>
-          <w:b/>
-          <w:bCs/>
+        <w:spacing w:line="360" w:lineRule="auto" w:after="80"/>
+        <w:keepLines/>
+      </w:pPr>
+      <w:r>
+        <w:rPr>
+          <w:rFonts w:ascii="Times New Roman" w:hAnsi="Times New Roman" w:cs="Times New Roman"/>
+          <w:b/>
+          <w:bCs/>
+          <w:sz w:val="24"/>
+          <w:szCs w:val="24"/>
         </w:rPr>
         <w:t xml:space="preserve">System action (automatic):</w:t>
       </w:r>
     </w:p>
     <w:p>
       <w:pPr>
-        <w:spacing w:after="80"/>
-      </w:pPr>
-      <w:r>
+        <w:spacing w:line="360" w:lineRule="auto" w:after="80"/>
+        <w:keepLines/>
+      </w:pPr>
+      <w:r>
+        <w:rPr>
+          <w:rFonts w:ascii="Times New Roman" w:hAnsi="Times New Roman" w:cs="Times New Roman"/>
+          <w:sz w:val="24"/>
+          <w:szCs w:val="24"/>
+        </w:rPr>
         <w:t xml:space="preserve">1. Write to `template_leads` table:</w:t>
       </w:r>
     </w:p>
     <w:p>
       <w:pPr>
-        <w:spacing w:after="60"/>
+        <w:spacing w:line="360" w:lineRule="auto" w:after="60"/>
+        <w:keepLines/>
         <w:ind w:left="720" w:hanging="360"/>
       </w:pPr>
       <w:r>
+        <w:rPr>
+          <w:rFonts w:ascii="Times New Roman" w:hAnsi="Times New Roman" w:cs="Times New Roman"/>
+          <w:sz w:val="24"/>
+          <w:szCs w:val="24"/>
+        </w:rPr>
         <w:t xml:space="preserve">•	</w:t>
       </w:r>
       <w:r>
+        <w:rPr>
+          <w:rFonts w:ascii="Times New Roman" w:hAnsi="Times New Roman" w:cs="Times New Roman"/>
+          <w:sz w:val="24"/>
+          <w:szCs w:val="24"/>
+        </w:rPr>
         <w:t xml:space="preserve">`name`, `email`, `company`, `job_title`, `phone`, `most_pressing_quality_problem`, `source_page`, `country_iso`, `dial_code`, `created_at`</w:t>
       </w:r>
     </w:p>
     <w:p>
       <w:pPr>
-        <w:spacing w:after="80"/>
-      </w:pPr>
-      <w:r>
+        <w:spacing w:line="360" w:lineRule="auto" w:after="80"/>
+        <w:keepLines/>
+      </w:pPr>
+      <w:r>
+        <w:rPr>
+          <w:rFonts w:ascii="Times New Roman" w:hAnsi="Times New Roman" w:cs="Times New Roman"/>
+          <w:sz w:val="24"/>
+          <w:szCs w:val="24"/>
+        </w:rPr>
         <w:t xml:space="preserve">2. Write to `quote_submissions` table:</w:t>
       </w:r>
     </w:p>
     <w:p>
       <w:pPr>
-        <w:spacing w:after="60"/>
+        <w:spacing w:line="360" w:lineRule="auto" w:after="60"/>
+        <w:keepLines/>
         <w:ind w:left="720" w:hanging="360"/>
       </w:pPr>
       <w:r>
+        <w:rPr>
+          <w:rFonts w:ascii="Times New Roman" w:hAnsi="Times New Roman" w:cs="Times New Roman"/>
+          <w:sz w:val="24"/>
+          <w:szCs w:val="24"/>
+        </w:rPr>
         <w:t xml:space="preserve">•	</w:t>
       </w:r>
       <w:r>
+        <w:rPr>
+          <w:rFonts w:ascii="Times New Roman" w:hAnsi="Times New Roman" w:cs="Times New Roman"/>
+          <w:sz w:val="24"/>
+          <w:szCs w:val="24"/>
+        </w:rPr>
         <w:t xml:space="preserve">`name`, `email`, `company`, `industry`, `company_size`, `service_category`, `budget_range`, `timeline`, `tier` (calculated), `submitted_at`</w:t>
       </w:r>
     </w:p>
     <w:p>
       <w:pPr>
-        <w:spacing w:after="80"/>
-      </w:pPr>
-      <w:r>
+        <w:spacing w:line="360" w:lineRule="auto" w:after="80"/>
+        <w:keepLines/>
+      </w:pPr>
+      <w:r>
+        <w:rPr>
+          <w:rFonts w:ascii="Times New Roman" w:hAnsi="Times New Roman" w:cs="Times New Roman"/>
+          <w:sz w:val="24"/>
+          <w:szCs w:val="24"/>
+        </w:rPr>
         <w:t xml:space="preserve">3. If either write fails: log error to console; queue retry; send fallback email to `stefan.gravesande@preqal.org` with all form data.</w:t>
       </w:r>
     </w:p>
     <w:p>
       <w:pPr>
-        <w:spacing w:after="80"/>
-      </w:pPr>
-      <w:r>
-        <w:rPr>
-          <w:b/>
-          <w:bCs/>
+        <w:spacing w:line="360" w:lineRule="auto" w:after="80"/>
+        <w:keepLines/>
+      </w:pPr>
+      <w:r>
+        <w:rPr>
+          <w:rFonts w:ascii="Times New Roman" w:hAnsi="Times New Roman" w:cs="Times New Roman"/>
+          <w:b/>
+          <w:bCs/>
+          <w:sz w:val="24"/>
+          <w:szCs w:val="24"/>
         </w:rPr>
         <w:t xml:space="preserve">Verification:</w:t>
       </w:r>
       <w:r>
+        <w:rPr>
+          <w:rFonts w:ascii="Times New Roman" w:hAnsi="Times New Roman" w:cs="Times New Roman"/>
+          <w:sz w:val="24"/>
+          <w:szCs w:val="24"/>
+        </w:rPr>
         <w:t xml:space="preserve">: Admin can confirm receipt by checking the Leads tab in the Admin Dashboard. Row should appear within 30 seconds of submission.</w:t>
       </w:r>
     </w:p>
     <w:p>
       <w:pPr>
-        <w:spacing w:after="80"/>
-      </w:pPr>
-      <w:r>
-        <w:rPr>
-          <w:b/>
-          <w:bCs/>
+        <w:spacing w:line="360" w:lineRule="auto" w:after="80"/>
+        <w:keepLines/>
+      </w:pPr>
+      <w:r>
+        <w:rPr>
+          <w:rFonts w:ascii="Times New Roman" w:hAnsi="Times New Roman" w:cs="Times New Roman"/>
+          <w:b/>
+          <w:bCs/>
+          <w:sz w:val="24"/>
+          <w:szCs w:val="24"/>
         </w:rPr>
         <w:t xml:space="preserve">8. Outputs</w:t>
       </w:r>
     </w:p>
     <w:p>
       <w:pPr>
-        <w:spacing w:after="60"/>
+        <w:spacing w:line="360" w:lineRule="auto" w:after="60"/>
+        <w:keepLines/>
         <w:ind w:left="720" w:hanging="360"/>
       </w:pPr>
       <w:r>
+        <w:rPr>
+          <w:rFonts w:ascii="Times New Roman" w:hAnsi="Times New Roman" w:cs="Times New Roman"/>
+          <w:sz w:val="24"/>
+          <w:szCs w:val="24"/>
+        </w:rPr>
         <w:t xml:space="preserve">•	</w:t>
       </w:r>
       <w:r>
+        <w:rPr>
+          <w:rFonts w:ascii="Times New Roman" w:hAnsi="Times New Roman" w:cs="Times New Roman"/>
+          <w:sz w:val="24"/>
+          <w:szCs w:val="24"/>
+        </w:rPr>
         <w:t xml:space="preserve">Confirmed lead record in `template_leads`</w:t>
       </w:r>
     </w:p>
     <w:p>
       <w:pPr>
-        <w:spacing w:after="60"/>
+        <w:spacing w:line="360" w:lineRule="auto" w:after="60"/>
+        <w:keepLines/>
         <w:ind w:left="720" w:hanging="360"/>
       </w:pPr>
       <w:r>
+        <w:rPr>
+          <w:rFonts w:ascii="Times New Roman" w:hAnsi="Times New Roman" w:cs="Times New Roman"/>
+          <w:sz w:val="24"/>
+          <w:szCs w:val="24"/>
+        </w:rPr>
         <w:t xml:space="preserve">•	</w:t>
       </w:r>
       <w:r>
+        <w:rPr>
+          <w:rFonts w:ascii="Times New Roman" w:hAnsi="Times New Roman" w:cs="Times New Roman"/>
+          <w:sz w:val="24"/>
+          <w:szCs w:val="24"/>
+        </w:rPr>
         <w:t xml:space="preserve">Tier-classified record in `quote_submissions` with `status = reviewed`</w:t>
       </w:r>
     </w:p>
     <w:p>
       <w:pPr>
-        <w:spacing w:after="60"/>
+        <w:spacing w:line="360" w:lineRule="auto" w:after="60"/>
+        <w:keepLines/>
         <w:ind w:left="720" w:hanging="360"/>
       </w:pPr>
       <w:r>
+        <w:rPr>
+          <w:rFonts w:ascii="Times New Roman" w:hAnsi="Times New Roman" w:cs="Times New Roman"/>
+          <w:sz w:val="24"/>
+          <w:szCs w:val="24"/>
+        </w:rPr>
         <w:t xml:space="preserve">•	</w:t>
       </w:r>
       <w:r>
+        <w:rPr>
+          <w:rFonts w:ascii="Times New Roman" w:hAnsi="Times New Roman" w:cs="Times New Roman"/>
+          <w:sz w:val="24"/>
+          <w:szCs w:val="24"/>
+        </w:rPr>
         <w:t xml:space="preserve">Admin notified and lead reviewed within 4 hours</w:t>
       </w:r>
     </w:p>
     <w:p>
       <w:pPr>
-        <w:spacing w:after="80"/>
-      </w:pPr>
-      <w:r>
-        <w:rPr>
-          <w:b/>
-          <w:bCs/>
+        <w:spacing w:line="360" w:lineRule="auto" w:after="80"/>
+        <w:keepLines/>
+      </w:pPr>
+      <w:r>
+        <w:rPr>
+          <w:rFonts w:ascii="Times New Roman" w:hAnsi="Times New Roman" w:cs="Times New Roman"/>
+          <w:b/>
+          <w:bCs/>
+          <w:sz w:val="24"/>
+          <w:szCs w:val="24"/>
         </w:rPr>
         <w:t xml:space="preserve">9. Quality Controls &amp; KPIs</w:t>
       </w:r>
@@ -1062,12 +1338,16 @@
           </w:tcPr>
           <w:p>
             <w:pPr>
-              <w:spacing w:after="0"/>
-            </w:pPr>
-            <w:r>
-              <w:rPr>
+              <w:spacing w:line="360" w:lineRule="auto" w:after="0"/>
+              <w:keepLines/>
+            </w:pPr>
+            <w:r>
+              <w:rPr>
+                <w:rFonts w:ascii="Times New Roman" w:hAnsi="Times New Roman" w:cs="Times New Roman"/>
                 <w:b/>
                 <w:bCs/>
+                <w:sz w:val="24"/>
+                <w:szCs w:val="24"/>
               </w:rPr>
               <w:t xml:space="preserve">Metric</w:t>
             </w:r>
@@ -1079,12 +1359,16 @@
           </w:tcPr>
           <w:p>
             <w:pPr>
-              <w:spacing w:after="0"/>
-            </w:pPr>
-            <w:r>
-              <w:rPr>
+              <w:spacing w:line="360" w:lineRule="auto" w:after="0"/>
+              <w:keepLines/>
+            </w:pPr>
+            <w:r>
+              <w:rPr>
+                <w:rFonts w:ascii="Times New Roman" w:hAnsi="Times New Roman" w:cs="Times New Roman"/>
                 <w:b/>
                 <w:bCs/>
+                <w:sz w:val="24"/>
+                <w:szCs w:val="24"/>
               </w:rPr>
               <w:t xml:space="preserve">Target</w:t>
             </w:r>
@@ -1096,12 +1380,16 @@
           </w:tcPr>
           <w:p>
             <w:pPr>
-              <w:spacing w:after="0"/>
-            </w:pPr>
-            <w:r>
-              <w:rPr>
+              <w:spacing w:line="360" w:lineRule="auto" w:after="0"/>
+              <w:keepLines/>
+            </w:pPr>
+            <w:r>
+              <w:rPr>
+                <w:rFonts w:ascii="Times New Roman" w:hAnsi="Times New Roman" w:cs="Times New Roman"/>
                 <w:b/>
                 <w:bCs/>
+                <w:sz w:val="24"/>
+                <w:szCs w:val="24"/>
               </w:rPr>
               <w:t xml:space="preserve">Review Frequency</w:t>
             </w:r>
@@ -1115,12 +1403,16 @@
           </w:tcPr>
           <w:p>
             <w:pPr>
-              <w:spacing w:after="0"/>
-            </w:pPr>
-            <w:r>
-              <w:rPr>
+              <w:spacing w:line="360" w:lineRule="auto" w:after="0"/>
+              <w:keepLines/>
+            </w:pPr>
+            <w:r>
+              <w:rPr>
+                <w:rFonts w:ascii="Times New Roman" w:hAnsi="Times New Roman" w:cs="Times New Roman"/>
                 <w:b/>
                 <w:bCs/>
+                <w:sz w:val="24"/>
+                <w:szCs w:val="24"/>
               </w:rPr>
               <w:t xml:space="preserve">Lead-to-first-review time</w:t>
             </w:r>
@@ -1132,12 +1424,16 @@
           </w:tcPr>
           <w:p>
             <w:pPr>
-              <w:spacing w:after="0"/>
-            </w:pPr>
-            <w:r>
-              <w:rPr>
+              <w:spacing w:line="360" w:lineRule="auto" w:after="0"/>
+              <w:keepLines/>
+            </w:pPr>
+            <w:r>
+              <w:rPr>
+                <w:rFonts w:ascii="Times New Roman" w:hAnsi="Times New Roman" w:cs="Times New Roman"/>
                 <w:b/>
                 <w:bCs/>
+                <w:sz w:val="24"/>
+                <w:szCs w:val="24"/>
               </w:rPr>
               <w:t xml:space="preserve">≤ 4 hours</w:t>
             </w:r>
@@ -1149,12 +1445,16 @@
           </w:tcPr>
           <w:p>
             <w:pPr>
-              <w:spacing w:after="0"/>
-            </w:pPr>
-            <w:r>
-              <w:rPr>
+              <w:spacing w:line="360" w:lineRule="auto" w:after="0"/>
+              <w:keepLines/>
+            </w:pPr>
+            <w:r>
+              <w:rPr>
+                <w:rFonts w:ascii="Times New Roman" w:hAnsi="Times New Roman" w:cs="Times New Roman"/>
                 <w:b/>
                 <w:bCs/>
+                <w:sz w:val="24"/>
+                <w:szCs w:val="24"/>
               </w:rPr>
               <w:t xml:space="preserve">Per lead</w:t>
             </w:r>
@@ -1168,12 +1468,16 @@
           </w:tcPr>
           <w:p>
             <w:pPr>
-              <w:spacing w:after="0"/>
-            </w:pPr>
-            <w:r>
-              <w:rPr>
+              <w:spacing w:line="360" w:lineRule="auto" w:after="0"/>
+              <w:keepLines/>
+            </w:pPr>
+            <w:r>
+              <w:rPr>
+                <w:rFonts w:ascii="Times New Roman" w:hAnsi="Times New Roman" w:cs="Times New Roman"/>
                 <w:b/>
                 <w:bCs/>
+                <w:sz w:val="24"/>
+                <w:szCs w:val="24"/>
               </w:rPr>
               <w:t xml:space="preserve">Admin notification delivery rate</w:t>
             </w:r>
@@ -1185,12 +1489,16 @@
           </w:tcPr>
           <w:p>
             <w:pPr>
-              <w:spacing w:after="0"/>
-            </w:pPr>
-            <w:r>
-              <w:rPr>
+              <w:spacing w:line="360" w:lineRule="auto" w:after="0"/>
+              <w:keepLines/>
+            </w:pPr>
+            <w:r>
+              <w:rPr>
+                <w:rFonts w:ascii="Times New Roman" w:hAnsi="Times New Roman" w:cs="Times New Roman"/>
                 <w:b/>
                 <w:bCs/>
+                <w:sz w:val="24"/>
+                <w:szCs w:val="24"/>
               </w:rPr>
               <w:t xml:space="preserve">100%</w:t>
             </w:r>
@@ -1202,12 +1510,16 @@
           </w:tcPr>
           <w:p>
             <w:pPr>
-              <w:spacing w:after="0"/>
-            </w:pPr>
-            <w:r>
-              <w:rPr>
+              <w:spacing w:line="360" w:lineRule="auto" w:after="0"/>
+              <w:keepLines/>
+            </w:pPr>
+            <w:r>
+              <w:rPr>
+                <w:rFonts w:ascii="Times New Roman" w:hAnsi="Times New Roman" w:cs="Times New Roman"/>
                 <w:b/>
                 <w:bCs/>
+                <w:sz w:val="24"/>
+                <w:szCs w:val="24"/>
               </w:rPr>
               <w:t xml:space="preserve">Weekly</w:t>
             </w:r>
@@ -1221,12 +1533,16 @@
           </w:tcPr>
           <w:p>
             <w:pPr>
-              <w:spacing w:after="0"/>
-            </w:pPr>
-            <w:r>
-              <w:rPr>
+              <w:spacing w:line="360" w:lineRule="auto" w:after="0"/>
+              <w:keepLines/>
+            </w:pPr>
+            <w:r>
+              <w:rPr>
+                <w:rFonts w:ascii="Times New Roman" w:hAnsi="Times New Roman" w:cs="Times New Roman"/>
                 <w:b/>
                 <w:bCs/>
+                <w:sz w:val="24"/>
+                <w:szCs w:val="24"/>
               </w:rPr>
               <w:t xml:space="preserve">Tier override rate</w:t>
             </w:r>
@@ -1238,12 +1554,16 @@
           </w:tcPr>
           <w:p>
             <w:pPr>
-              <w:spacing w:after="0"/>
-            </w:pPr>
-            <w:r>
-              <w:rPr>
+              <w:spacing w:line="360" w:lineRule="auto" w:after="0"/>
+              <w:keepLines/>
+            </w:pPr>
+            <w:r>
+              <w:rPr>
+                <w:rFonts w:ascii="Times New Roman" w:hAnsi="Times New Roman" w:cs="Times New Roman"/>
                 <w:b/>
                 <w:bCs/>
+                <w:sz w:val="24"/>
+                <w:szCs w:val="24"/>
               </w:rPr>
               <w:t xml:space="preserve">&lt; 20% (high override = poor form logic)</w:t>
             </w:r>
@@ -1255,12 +1575,16 @@
           </w:tcPr>
           <w:p>
             <w:pPr>
-              <w:spacing w:after="0"/>
-            </w:pPr>
-            <w:r>
-              <w:rPr>
+              <w:spacing w:line="360" w:lineRule="auto" w:after="0"/>
+              <w:keepLines/>
+            </w:pPr>
+            <w:r>
+              <w:rPr>
+                <w:rFonts w:ascii="Times New Roman" w:hAnsi="Times New Roman" w:cs="Times New Roman"/>
                 <w:b/>
                 <w:bCs/>
+                <w:sz w:val="24"/>
+                <w:szCs w:val="24"/>
               </w:rPr>
               <w:t xml:space="preserve">Monthly</w:t>
             </w:r>
@@ -1274,12 +1598,16 @@
           </w:tcPr>
           <w:p>
             <w:pPr>
-              <w:spacing w:after="0"/>
-            </w:pPr>
-            <w:r>
-              <w:rPr>
+              <w:spacing w:line="360" w:lineRule="auto" w:after="0"/>
+              <w:keepLines/>
+            </w:pPr>
+            <w:r>
+              <w:rPr>
+                <w:rFonts w:ascii="Times New Roman" w:hAnsi="Times New Roman" w:cs="Times New Roman"/>
                 <w:b/>
                 <w:bCs/>
+                <w:sz w:val="24"/>
+                <w:szCs w:val="24"/>
               </w:rPr>
               <w:t xml:space="preserve">Data completeness (all required fields populated)</w:t>
             </w:r>
@@ -1291,12 +1619,16 @@
           </w:tcPr>
           <w:p>
             <w:pPr>
-              <w:spacing w:after="0"/>
-            </w:pPr>
-            <w:r>
-              <w:rPr>
+              <w:spacing w:line="360" w:lineRule="auto" w:after="0"/>
+              <w:keepLines/>
+            </w:pPr>
+            <w:r>
+              <w:rPr>
+                <w:rFonts w:ascii="Times New Roman" w:hAnsi="Times New Roman" w:cs="Times New Roman"/>
                 <w:b/>
                 <w:bCs/>
+                <w:sz w:val="24"/>
+                <w:szCs w:val="24"/>
               </w:rPr>
               <w:t xml:space="preserve">100%</w:t>
             </w:r>
@@ -1308,12 +1640,16 @@
           </w:tcPr>
           <w:p>
             <w:pPr>
-              <w:spacing w:after="0"/>
-            </w:pPr>
-            <w:r>
-              <w:rPr>
+              <w:spacing w:line="360" w:lineRule="auto" w:after="0"/>
+              <w:keepLines/>
+            </w:pPr>
+            <w:r>
+              <w:rPr>
+                <w:rFonts w:ascii="Times New Roman" w:hAnsi="Times New Roman" w:cs="Times New Roman"/>
                 <w:b/>
                 <w:bCs/>
+                <w:sz w:val="24"/>
+                <w:szCs w:val="24"/>
               </w:rPr>
               <w:t xml:space="preserve">Per submission</w:t>
             </w:r>
@@ -1323,67 +1659,101 @@
     </w:tbl>
     <w:p>
       <w:pPr>
-        <w:spacing w:after="80"/>
-      </w:pPr>
-      <w:r>
-        <w:rPr>
-          <w:b/>
-          <w:bCs/>
+        <w:spacing w:line="360" w:lineRule="auto" w:after="80"/>
+        <w:keepLines/>
+      </w:pPr>
+      <w:r>
+        <w:rPr>
+          <w:rFonts w:ascii="Times New Roman" w:hAnsi="Times New Roman" w:cs="Times New Roman"/>
+          <w:b/>
+          <w:bCs/>
+          <w:sz w:val="24"/>
+          <w:szCs w:val="24"/>
         </w:rPr>
         <w:t xml:space="preserve">10. Non-Conformance Handling</w:t>
       </w:r>
     </w:p>
     <w:p>
       <w:pPr>
-        <w:spacing w:after="80"/>
-      </w:pPr>
-      <w:r>
-        <w:rPr>
-          <w:b/>
-          <w:bCs/>
+        <w:spacing w:line="360" w:lineRule="auto" w:after="80"/>
+        <w:keepLines/>
+      </w:pPr>
+      <w:r>
+        <w:rPr>
+          <w:rFonts w:ascii="Times New Roman" w:hAnsi="Times New Roman" w:cs="Times New Roman"/>
+          <w:b/>
+          <w:bCs/>
+          <w:sz w:val="24"/>
+          <w:szCs w:val="24"/>
         </w:rPr>
         <w:t xml:space="preserve">Missing required fields:</w:t>
       </w:r>
       <w:r>
+        <w:rPr>
+          <w:rFonts w:ascii="Times New Roman" w:hAnsi="Times New Roman" w:cs="Times New Roman"/>
+          <w:sz w:val="24"/>
+          <w:szCs w:val="24"/>
+        </w:rPr>
         <w:t xml:space="preserve">: If a submission is missing `email` or `company`, flag as incomplete in `quote_submissions.admin_notes`. Attempt to contact via `phone` if provided. Do not proceed to SOP-03 without a valid email.</w:t>
       </w:r>
     </w:p>
     <w:p>
       <w:pPr>
-        <w:spacing w:after="80"/>
-      </w:pPr>
-      <w:r>
-        <w:rPr>
-          <w:b/>
-          <w:bCs/>
+        <w:spacing w:line="360" w:lineRule="auto" w:after="80"/>
+        <w:keepLines/>
+      </w:pPr>
+      <w:r>
+        <w:rPr>
+          <w:rFonts w:ascii="Times New Roman" w:hAnsi="Times New Roman" w:cs="Times New Roman"/>
+          <w:b/>
+          <w:bCs/>
+          <w:sz w:val="24"/>
+          <w:szCs w:val="24"/>
         </w:rPr>
         <w:t xml:space="preserve">Duplicate submission:</w:t>
       </w:r>
       <w:r>
+        <w:rPr>
+          <w:rFonts w:ascii="Times New Roman" w:hAnsi="Times New Roman" w:cs="Times New Roman"/>
+          <w:sz w:val="24"/>
+          <w:szCs w:val="24"/>
+        </w:rPr>
         <w:t xml:space="preserve">: If same email submits within 7 days, merge records. Keep the most recent submission data. Log a note: "Duplicate submission — merged."</w:t>
       </w:r>
     </w:p>
     <w:p>
       <w:pPr>
-        <w:spacing w:after="80"/>
-      </w:pPr>
-      <w:r>
-        <w:rPr>
-          <w:b/>
-          <w:bCs/>
+        <w:spacing w:line="360" w:lineRule="auto" w:after="80"/>
+        <w:keepLines/>
+      </w:pPr>
+      <w:r>
+        <w:rPr>
+          <w:rFonts w:ascii="Times New Roman" w:hAnsi="Times New Roman" w:cs="Times New Roman"/>
+          <w:b/>
+          <w:bCs/>
+          <w:sz w:val="24"/>
+          <w:szCs w:val="24"/>
         </w:rPr>
         <w:t xml:space="preserve">Form submission error:</w:t>
       </w:r>
       <w:r>
+        <w:rPr>
+          <w:rFonts w:ascii="Times New Roman" w:hAnsi="Times New Roman" w:cs="Times New Roman"/>
+          <w:sz w:val="24"/>
+          <w:szCs w:val="24"/>
+        </w:rPr>
         <w:t xml:space="preserve">: If the form fails to write to Supabase, the user sees an error message and the form data is sent via EmailJS as a backup. Admin manually creates the Supabase record.</w:t>
       </w:r>
     </w:p>
     <w:p>
       <w:pPr>
-        <w:spacing w:before="240" w:after="80"/>
-      </w:pPr>
-      <w:r>
-        <w:rPr>
+        <w:spacing w:line="360" w:lineRule="auto" w:before="240" w:after="80"/>
+        <w:keepLines/>
+        <w:pageBreakBefore/>
+      </w:pPr>
+      <w:r>
+        <w:rPr>
+          <w:rFonts w:ascii="Times New Roman" w:hAnsi="Times New Roman" w:cs="Times New Roman"/>
           <w:b/>
           <w:bCs/>
           <w:sz w:val="28"/>
@@ -1396,10 +1766,12 @@
     <w:p/>
     <w:p>
       <w:pPr>
-        <w:spacing w:before="240" w:after="80"/>
-      </w:pPr>
-      <w:r>
-        <w:rPr>
+        <w:spacing w:line="360" w:lineRule="auto" w:before="240" w:after="80"/>
+        <w:keepLines/>
+      </w:pPr>
+      <w:r>
+        <w:rPr>
+          <w:rFonts w:ascii="Times New Roman" w:hAnsi="Times New Roman" w:cs="Times New Roman"/>
           <w:b/>
           <w:bCs/>
           <w:sz w:val="28"/>

--- a/public/ims/PRO-03-LEAD-CAPTURE-CLASSIFICATION.docx
+++ b/public/ims/PRO-03-LEAD-CAPTURE-CLASSIFICATION.docx
@@ -548,7 +548,7 @@
     </w:tbl>
     <w:p>
       <w:pPr>
-        <w:spacing w:line="360" w:lineRule="auto" w:before="240" w:after="80"/>
+        <w:spacing w:line="276" w:lineRule="auto" w:before="120" w:after="40"/>
         <w:keepLines/>
         <w:pageBreakBefore/>
       </w:pPr>
@@ -566,7 +566,7 @@
     </w:p>
     <w:p>
       <w:pPr>
-        <w:spacing w:line="360" w:lineRule="auto" w:after="80"/>
+        <w:spacing w:line="276" w:lineRule="auto" w:after="40"/>
         <w:keepLines/>
       </w:pPr>
       <w:r>
@@ -580,7 +580,7 @@
     </w:p>
     <w:p>
       <w:pPr>
-        <w:spacing w:line="360" w:lineRule="auto" w:before="240" w:after="80"/>
+        <w:spacing w:line="276" w:lineRule="auto" w:before="120" w:after="40"/>
         <w:keepLines/>
       </w:pPr>
       <w:r>
@@ -597,7 +597,7 @@
     </w:p>
     <w:p>
       <w:pPr>
-        <w:spacing w:line="360" w:lineRule="auto" w:after="80"/>
+        <w:spacing w:line="276" w:lineRule="auto" w:after="40"/>
         <w:keepLines/>
       </w:pPr>
       <w:r>
@@ -611,7 +611,7 @@
     </w:p>
     <w:p>
       <w:pPr>
-        <w:spacing w:line="360" w:lineRule="auto" w:before="240" w:after="80"/>
+        <w:spacing w:line="276" w:lineRule="auto" w:before="120" w:after="40"/>
         <w:keepLines/>
       </w:pPr>
       <w:r>
@@ -628,7 +628,7 @@
     </w:p>
     <w:p>
       <w:pPr>
-        <w:spacing w:line="360" w:lineRule="auto" w:after="80"/>
+        <w:spacing w:line="276" w:lineRule="auto" w:after="40"/>
         <w:keepLines/>
       </w:pPr>
       <w:r>
@@ -644,7 +644,7 @@
     </w:p>
     <w:p>
       <w:pPr>
-        <w:spacing w:line="360" w:lineRule="auto" w:after="80"/>
+        <w:spacing w:line="276" w:lineRule="auto" w:after="40"/>
         <w:keepLines/>
       </w:pPr>
       <w:r>
@@ -658,7 +658,7 @@
     </w:p>
     <w:p>
       <w:pPr>
-        <w:spacing w:line="360" w:lineRule="auto" w:after="80"/>
+        <w:spacing w:line="276" w:lineRule="auto" w:after="40"/>
         <w:keepLines/>
       </w:pPr>
       <w:r>
@@ -672,7 +672,7 @@
     </w:p>
     <w:p>
       <w:pPr>
-        <w:spacing w:line="360" w:lineRule="auto" w:after="80"/>
+        <w:spacing w:line="276" w:lineRule="auto" w:after="40"/>
         <w:keepLines/>
       </w:pPr>
       <w:r>
@@ -688,7 +688,7 @@
     </w:p>
     <w:p>
       <w:pPr>
-        <w:spacing w:line="360" w:lineRule="auto" w:after="80"/>
+        <w:spacing w:line="276" w:lineRule="auto" w:after="40"/>
         <w:keepLines/>
       </w:pPr>
       <w:r>
@@ -702,7 +702,7 @@
     </w:p>
     <w:p>
       <w:pPr>
-        <w:spacing w:line="360" w:lineRule="auto" w:after="80"/>
+        <w:spacing w:line="276" w:lineRule="auto" w:after="40"/>
         <w:keepLines/>
       </w:pPr>
       <w:r>
@@ -716,7 +716,7 @@
     </w:p>
     <w:p>
       <w:pPr>
-        <w:spacing w:line="360" w:lineRule="auto" w:after="80"/>
+        <w:spacing w:line="276" w:lineRule="auto" w:after="40"/>
         <w:keepLines/>
       </w:pPr>
       <w:r>
@@ -732,7 +732,7 @@
     </w:p>
     <w:p>
       <w:pPr>
-        <w:spacing w:line="360" w:lineRule="auto" w:before="240" w:after="80"/>
+        <w:spacing w:line="276" w:lineRule="auto" w:before="120" w:after="40"/>
         <w:keepLines/>
       </w:pPr>
       <w:r>
@@ -749,7 +749,7 @@
     </w:p>
     <w:p>
       <w:pPr>
-        <w:spacing w:line="360" w:lineRule="auto" w:after="80"/>
+        <w:spacing w:line="276" w:lineRule="auto" w:after="40"/>
         <w:keepLines/>
       </w:pPr>
       <w:r>
@@ -773,7 +773,7 @@
     </w:p>
     <w:p>
       <w:pPr>
-        <w:spacing w:line="360" w:lineRule="auto" w:after="80"/>
+        <w:spacing w:line="276" w:lineRule="auto" w:after="40"/>
         <w:keepLines/>
       </w:pPr>
       <w:r>
@@ -797,7 +797,7 @@
     </w:p>
     <w:p>
       <w:pPr>
-        <w:spacing w:line="360" w:lineRule="auto" w:after="80"/>
+        <w:spacing w:line="276" w:lineRule="auto" w:after="40"/>
         <w:keepLines/>
       </w:pPr>
       <w:r>
@@ -821,7 +821,7 @@
     </w:p>
     <w:p>
       <w:pPr>
-        <w:spacing w:line="360" w:lineRule="auto" w:after="80"/>
+        <w:spacing w:line="276" w:lineRule="auto" w:after="40"/>
         <w:keepLines/>
       </w:pPr>
       <w:r>
@@ -845,7 +845,7 @@
     </w:p>
     <w:p>
       <w:pPr>
-        <w:spacing w:line="360" w:lineRule="auto" w:after="80"/>
+        <w:spacing w:line="276" w:lineRule="auto" w:after="40"/>
         <w:keepLines/>
       </w:pPr>
       <w:r>
@@ -869,7 +869,7 @@
     </w:p>
     <w:p>
       <w:pPr>
-        <w:spacing w:line="360" w:lineRule="auto" w:after="80"/>
+        <w:spacing w:line="276" w:lineRule="auto" w:after="40"/>
         <w:keepLines/>
       </w:pPr>
       <w:r>
@@ -893,7 +893,7 @@
     </w:p>
     <w:p>
       <w:pPr>
-        <w:spacing w:line="360" w:lineRule="auto" w:after="80"/>
+        <w:spacing w:line="276" w:lineRule="auto" w:after="40"/>
         <w:keepLines/>
       </w:pPr>
       <w:r>

--- a/public/ims/PRO-03-LEAD-CAPTURE-CLASSIFICATION.docx
+++ b/public/ims/PRO-03-LEAD-CAPTURE-CLASSIFICATION.docx
@@ -22,12 +22,99 @@
     </w:p>
     <w:p>
       <w:pPr>
-        <w:spacing w:after="60" w:before="120"/>
-      </w:pPr>
-    </w:p>
-    <w:p>
-      <w:pPr>
-        <w:spacing w:after="60" w:before="240"/>
+        <w:spacing w:after="0" w:before="480"/>
+      </w:pPr>
+    </w:p>
+    <w:p>
+      <w:pPr>
+        <w:jc w:val="center"/>
+        <w:spacing w:after="100" w:before="0"/>
+      </w:pPr>
+      <w:r>
+        <w:drawing>
+          <wp:inline xmlns:wp="http://schemas.openxmlformats.org/drawingml/2006/wordprocessingDrawing" distT="0" distB="0" distL="0" distR="0">
+            <wp:extent cx="1238250" cy="1390650"/>
+            <wp:effectExtent l="0" t="0" r="0" b="0"/>
+            <wp:docPr id="10" name="favicon"/>
+            <wp:cNvGraphicFramePr>
+              <a:graphicFrameLocks xmlns:a="http://schemas.openxmlformats.org/drawingml/2006/main" noChangeAspect="1"/>
+            </wp:cNvGraphicFramePr>
+            <a:graphic xmlns:a="http://schemas.openxmlformats.org/drawingml/2006/main">
+              <a:graphicData uri="http://schemas.openxmlformats.org/drawingml/2006/picture">
+                <pic:pic xmlns:pic="http://schemas.openxmlformats.org/drawingml/2006/picture">
+                  <pic:nvPicPr>
+                    <pic:cNvPr id="10" name="favicon"/>
+                    <pic:cNvPicPr/>
+                  </pic:nvPicPr>
+                  <pic:blipFill>
+                    <a:blip r:embed="rId10"/>
+                    <a:stretch>
+                      <a:fillRect/>
+                    </a:stretch>
+                  </pic:blipFill>
+                  <pic:spPr>
+                    <a:xfrm>
+                      <a:off x="0" y="0"/>
+                      <a:ext cx="1238250" cy="1390650"/>
+                    </a:xfrm>
+                    <a:prstGeom prst="rect">
+                      <a:avLst/>
+                    </a:prstGeom>
+                  </pic:spPr>
+                </pic:pic>
+              </a:graphicData>
+            </a:graphic>
+          </wp:inline>
+        </w:drawing>
+      </w:r>
+    </w:p>
+    <w:p>
+      <w:pPr>
+        <w:jc w:val="center"/>
+        <w:spacing w:after="400" w:before="0"/>
+      </w:pPr>
+      <w:r>
+        <w:drawing>
+          <wp:inline xmlns:wp="http://schemas.openxmlformats.org/drawingml/2006/wordprocessingDrawing" distT="0" distB="0" distL="0" distR="0">
+            <wp:extent cx="2095500" cy="914400"/>
+            <wp:effectExtent l="0" t="0" r="0" b="0"/>
+            <wp:docPr id="11" name="wordmark"/>
+            <wp:cNvGraphicFramePr>
+              <a:graphicFrameLocks xmlns:a="http://schemas.openxmlformats.org/drawingml/2006/main" noChangeAspect="1"/>
+            </wp:cNvGraphicFramePr>
+            <a:graphic xmlns:a="http://schemas.openxmlformats.org/drawingml/2006/main">
+              <a:graphicData uri="http://schemas.openxmlformats.org/drawingml/2006/picture">
+                <pic:pic xmlns:pic="http://schemas.openxmlformats.org/drawingml/2006/picture">
+                  <pic:nvPicPr>
+                    <pic:cNvPr id="11" name="wordmark"/>
+                    <pic:cNvPicPr/>
+                  </pic:nvPicPr>
+                  <pic:blipFill>
+                    <a:blip r:embed="rId11"/>
+                    <a:stretch>
+                      <a:fillRect/>
+                    </a:stretch>
+                  </pic:blipFill>
+                  <pic:spPr>
+                    <a:xfrm>
+                      <a:off x="0" y="0"/>
+                      <a:ext cx="2095500" cy="914400"/>
+                    </a:xfrm>
+                    <a:prstGeom prst="rect">
+                      <a:avLst/>
+                    </a:prstGeom>
+                  </pic:spPr>
+                </pic:pic>
+              </a:graphicData>
+            </a:graphic>
+          </wp:inline>
+        </w:drawing>
+      </w:r>
+    </w:p>
+    <w:p>
+      <w:pPr>
+        <w:jc w:val="center"/>
+        <w:spacing w:after="60" w:before="0"/>
       </w:pPr>
       <w:r>
         <w:rPr>
@@ -38,12 +125,13 @@
           <w:sz w:val="44"/>
           <w:szCs w:val="44"/>
         </w:rPr>
-        <w:t xml:space="preserve">SOP-02: Lead Capture &amp; Classification</w:t>
-      </w:r>
-    </w:p>
-    <w:p>
-      <w:pPr>
-        <w:spacing w:after="200" w:before="0"/>
+        <w:t xml:space="preserve">PRO-03: Lead Capture &amp; Classification</w:t>
+      </w:r>
+    </w:p>
+    <w:p>
+      <w:pPr>
+        <w:jc w:val="center"/>
+        <w:spacing w:after="320" w:before="0"/>
       </w:pPr>
       <w:r>
         <w:rPr>
@@ -54,11 +142,6 @@
         </w:rPr>
         <w:t xml:space="preserve">Standard Operating Procedure</w:t>
       </w:r>
-    </w:p>
-    <w:p>
-      <w:pPr>
-        <w:spacing w:after="80" w:before="40"/>
-      </w:pPr>
     </w:p>
     <w:tbl>
       <w:tblPr>
@@ -1948,7 +2031,7 @@
 </file>
 
 <file path=word/header1.xml><?xml version="1.0" encoding="utf-8"?>
-<w:hdr xmlns:wpc="http://schemas.microsoft.com/office/word/2010/wordprocessingCanvas" xmlns:mc="http://schemas.openxmlformats.org/markup-compatibility/2006" xmlns:o="urn:schemas-microsoft-com:office:office" xmlns:r="http://schemas.openxmlformats.org/officeDocument/2006/relationships" xmlns:m="http://schemas.openxmlformats.org/officeDocument/2006/math" xmlns:v="urn:schemas-microsoft-com:vml" xmlns:wp14="http://schemas.microsoft.com/office/word/2010/wordprocessingDrawing" xmlns:wp="http://schemas.openxmlformats.org/drawingml/2006/wordprocessingDrawing" xmlns:w10="urn:schemas-microsoft-com:office:word" xmlns:w="http://schemas.openxmlformats.org/wordprocessingml/2006/main" xmlns:w14="http://schemas.microsoft.com/office/word/2010/wordml" xmlns:w15="http://schemas.microsoft.com/office/word/2012/wordml" xmlns:wpg="http://schemas.microsoft.com/office/word/2010/wordprocessingGroup" xmlns:wpi="http://schemas.microsoft.com/office/word/2010/wordprocessingInk" xmlns:wne="http://schemas.microsoft.com/office/word/2006/wordml" xmlns:wps="http://schemas.microsoft.com/office/word/2010/wordprocessingShape" xmlns:cx="http://schemas.microsoft.com/office/drawing/2014/chartex" xmlns:cx1="http://schemas.microsoft.com/office/drawing/2015/9/8/chartex" xmlns:cx2="http://schemas.microsoft.com/office/drawing/2015/10/21/chartex" xmlns:cx3="http://schemas.microsoft.com/office/drawing/2016/5/9/chartex" xmlns:cx4="http://schemas.microsoft.com/office/drawing/2016/5/10/chartex" xmlns:cx5="http://schemas.microsoft.com/office/drawing/2016/5/11/chartex" xmlns:cx6="http://schemas.microsoft.com/office/drawing/2016/5/12/chartex" xmlns:cx7="http://schemas.microsoft.com/office/drawing/2016/5/13/chartex" xmlns:cx8="http://schemas.microsoft.com/office/drawing/2016/5/14/chartex" xmlns:w16cid="http://schemas.microsoft.com/office/word/2016/wordml/cid" xmlns:w16se="http://schemas.microsoft.com/office/word/2015/wordml/symex">
+<w:hdr xmlns:wpc="http://schemas.microsoft.com/office/word/2010/wordprocessingCanvas" xmlns:mc="http://schemas.openxmlformats.org/markup-compatibility/2006" xmlns:o="urn:schemas-microsoft-com:office:office" xmlns:r="http://schemas.openxmlformats.org/officeDocument/2006/relationships" xmlns:m="http://schemas.openxmlformats.org/officeDocument/2006/math" xmlns:v="urn:schemas-microsoft-com:vml" xmlns:wp14="http://schemas.microsoft.com/office/word/2010/wordprocessingDrawing" xmlns:wp="http://schemas.openxmlformats.org/drawingml/2006/wordprocessingDrawing" xmlns:w10="urn:schemas-microsoft-com:office:word" xmlns:w="http://schemas.openxmlformats.org/wordprocessingml/2006/main" xmlns:w14="http://schemas.microsoft.com/office/word/2010/wordml" xmlns:w15="http://schemas.microsoft.com/office/word/2012/wordml" xmlns:w16se="http://schemas.microsoft.com/office/word/2015/wordml/symex">
   <w:p>
     <w:pPr>
       <w:pBdr>
@@ -1959,6 +2042,50 @@
       </w:tabs>
       <w:spacing w:after="80" w:before="80"/>
     </w:pPr>
+    <w:r>
+      <w:drawing>
+        <wp:inline xmlns:wp="http://schemas.openxmlformats.org/drawingml/2006/wordprocessingDrawing" distT="0" distB="0" distL="0" distR="0">
+          <wp:extent cx="209550" cy="238125"/>
+          <wp:effectExtent l="0" t="0" r="0" b="0"/>
+          <wp:docPr id="1" name="header-favicon"/>
+          <wp:cNvGraphicFramePr>
+            <a:graphicFrameLocks xmlns:a="http://schemas.openxmlformats.org/drawingml/2006/main" noChangeAspect="1"/>
+          </wp:cNvGraphicFramePr>
+          <a:graphic xmlns:a="http://schemas.openxmlformats.org/drawingml/2006/main">
+            <a:graphicData uri="http://schemas.openxmlformats.org/drawingml/2006/picture">
+              <pic:pic xmlns:pic="http://schemas.openxmlformats.org/drawingml/2006/picture">
+                <pic:nvPicPr>
+                  <pic:cNvPr id="1" name="header-favicon"/>
+                  <pic:cNvPicPr/>
+                </pic:nvPicPr>
+                <pic:blipFill>
+                  <a:blip r:embed="rId1"/>
+                  <a:stretch>
+                    <a:fillRect/>
+                  </a:stretch>
+                </pic:blipFill>
+                <pic:spPr>
+                  <a:xfrm>
+                    <a:off x="0" y="0"/>
+                    <a:ext cx="209550" cy="238125"/>
+                  </a:xfrm>
+                  <a:prstGeom prst="rect">
+                    <a:avLst/>
+                  </a:prstGeom>
+                </pic:spPr>
+              </pic:pic>
+            </a:graphicData>
+          </a:graphic>
+        </wp:inline>
+      </w:drawing>
+    </w:r>
+    <w:r>
+      <w:rPr>
+        <w:rFonts w:ascii="Arial" w:cs="Arial" w:eastAsia="Arial" w:hAnsi="Arial"/>
+        <w:sz w:val="18"/>
+      </w:rPr>
+      <w:t xml:space="preserve">  </w:t>
+    </w:r>
     <w:r>
       <w:rPr>
         <w:rFonts w:ascii="Arial" w:cs="Arial" w:eastAsia="Arial" w:hAnsi="Arial"/>
@@ -1982,17 +2109,16 @@
     <w:r>
       <w:rPr>
         <w:rFonts w:ascii="Arial" w:cs="Arial" w:eastAsia="Arial" w:hAnsi="Arial"/>
-        <w:color w:val="CBD5E1"/>
+        <w:color w:val="64748B"/>
         <w:sz w:val="20"/>
         <w:szCs w:val="20"/>
       </w:rPr>
-      <w:t xml:space="preserve"> — Lead Capture &amp; Classification</w:t>
+      <w:t xml:space="preserve">— Lead Capture &amp; Classification</w:t>
     </w:r>
     <w:r>
       <w:rPr>
         <w:rFonts w:ascii="Arial" w:cs="Arial" w:eastAsia="Arial" w:hAnsi="Arial"/>
         <w:sz w:val="18"/>
-        <w:szCs w:val="18"/>
       </w:rPr>
       <w:t xml:space="preserve">	</w:t>
     </w:r>
